--- a/docs/publications/aan-training-program/AAN_Book_11_Module.docx
+++ b/docs/publications/aan-training-program/AAN_Book_11_Module.docx
@@ -10,7 +10,7 @@
         <w:rPr>
           <w:color w:val="0D1B2E"/>
         </w:rPr>
-        <w:t>Book 11 — Business Continuity</w:t>
+        <w:t>Book 11 — Vulnerability Management</w:t>
       </w:r>
     </w:p>
     <w:p>
@@ -20,7 +20,7 @@
           <w:color w:val="5A5A5A"/>
           <w:sz w:val="24"/>
         </w:rPr>
-        <w:t>AAN module: the CP-2 contingency plan as artifact — BIA, recovery phases, and tested failover</w:t>
+        <w:t>AAN module: Defender VM scanning, KEV-driven prioritization, and the daily machine-readable evidence stream</w:t>
       </w:r>
     </w:p>
     <w:p>
@@ -47,20 +47,20 @@
         <w:rPr>
           <w:sz w:val="22"/>
         </w:rPr>
-        <w:t xml:space="preserve"> Book_11 Business Continuity &lt;https://github.com/WhalerMike/uiao/blob/main/inbox/Application%20Aware%20Networking/Book_11_Federal_Application_Aware_Networking_Business_Continuity.qmd&gt; · </w:t>
+        <w:t xml:space="preserve"> Book_11 Vulnerability Management &lt;https://github.com/WhalerMike/uiao/blob/main/inbox/Application%20Aware%20Networking/Book_11_FedAAN_Vulnerability_Management.qmd&gt; · </w:t>
       </w:r>
       <w:r>
         <w:rPr>
           <w:b/>
           <w:sz w:val="22"/>
         </w:rPr>
-        <w:t>Evidence slot:</w:t>
+        <w:t>Evidence slots:</w:t>
       </w:r>
       <w:r>
         <w:rPr>
           <w:sz w:val="22"/>
         </w:rPr>
-        <w:t xml:space="preserve"> 7 — continuity (KSI-RPL, CP-2 / CP-4) · </w:t>
+        <w:t xml:space="preserve"> 4 — telemetry (KSI-MLA); 5 — endpoint (KSI-PIY); 6 — security (KSI-CMT) · </w:t>
       </w:r>
       <w:r>
         <w:rPr>
@@ -73,7 +73,7 @@
         <w:rPr>
           <w:sz w:val="22"/>
         </w:rPr>
-        <w:t xml:space="preserve"> A7, B6</w:t>
+        <w:t xml:space="preserve"> A4, A5, A6, B6</w:t>
       </w:r>
     </w:p>
     <w:p>
@@ -95,20 +95,20 @@
         <w:rPr>
           <w:sz w:val="22"/>
         </w:rPr>
-        <w:t xml:space="preserve">Capable DR infrastructure (Books 01–10) does not satisfy CP-2 — </w:t>
+        <w:t xml:space="preserve">Turns the Arc-enrolled asset inventory into continuous vulnerability posture management: Microsoft Defender Vulnerability Management (MDVM) scanning over the existing Azure Monitor Agent channel, daily CISA KEV catalog cross-reference, BOD 22-01 SLA-prioritized patch queues, Intune Windows Update for Business rings, and a daily machine-readable compliance record. Thesis: federal vulnerability management fails at </w:t>
       </w:r>
       <w:r>
         <w:rPr>
           <w:b/>
           <w:sz w:val="22"/>
         </w:rPr>
-        <w:t>only a signed, distributed, tested Contingency Plan document does</w:t>
+        <w:t>enumeration, prioritization, and evidence</w:t>
       </w:r>
       <w:r>
         <w:rPr>
           <w:sz w:val="22"/>
         </w:rPr>
-        <w:t>. The book assembles the series' technical capabilities into a NIST SP 800-34 Rev 1 seven-section plan, anchored by a Business Impact Analysis, and closes the full CP family (CP-2 through CP-10) with testing and after-action artifacts.</w:t>
+        <w:t xml:space="preserve"> — earlier books fixed enumeration; this book fixes prioritization (KEV, not just CVSS) and evidence (continuous RA-5 KSI artifacts).</w:t>
       </w:r>
     </w:p>
     <w:p>
@@ -130,7 +130,7 @@
         <w:rPr>
           <w:sz w:val="22"/>
         </w:rPr>
-        <w:t>Distinguish a DR runbook (the middle of a response) from a CP-2 Contingency Plan (activation, notification, sequencing, reconstitution) and explain why assessors write High findings absent the document.</w:t>
+        <w:t>Explain the three FedRAMP assessor probes (scanner existence, documented SLA, machine-readable proof of SLA adherence per CVE/machine) and why evidence is the usual failure.</w:t>
       </w:r>
     </w:p>
     <w:p>
@@ -141,7 +141,7 @@
         <w:rPr>
           <w:sz w:val="22"/>
         </w:rPr>
-        <w:t>Conduct a BIA producing MTD, RTO, RPO, and WRT per system via mission-owner interviews, transaction-rate analysis, and dependency mapping.</w:t>
+        <w:t>Apply BOD 22-01 timelines (KEV internet-facing 14 days, internal 28 days) and explain why CVSS-only prioritization under-prioritizes exploited vulnerabilities.</w:t>
       </w:r>
     </w:p>
     <w:p>
@@ -152,7 +152,7 @@
         <w:rPr>
           <w:sz w:val="22"/>
         </w:rPr>
-        <w:t>Author all seven NIST SP 800-34 sections, including activation thresholds, a timed notification procedure, recovery priority ordering, and reconstitution/failback.</w:t>
+        <w:t>Describe how MDVM piggybacks on the Arc AMA channel so scan scope always equals inventory — no new agents.</w:t>
       </w:r>
     </w:p>
     <w:p>
@@ -163,7 +163,7 @@
         <w:rPr>
           <w:sz w:val="22"/>
         </w:rPr>
-        <w:t>Document CP-6 alternate storage across structured data (SQL AG async replica), unstructured data (M365 multi-geo), application binaries, and IaC/policy baselines.</w:t>
+        <w:t>Script the daily KEV JSON pull, Defender VM API cross-reference, and P0–P5 SLA-assigned patch queue.</w:t>
       </w:r>
     </w:p>
     <w:p>
@@ -174,7 +174,7 @@
         <w:rPr>
           <w:sz w:val="22"/>
         </w:rPr>
-        <w:t>Document CP-7 alternate processing (secondary cloud region, tested-not-designed RTOs) and CP-8 telecom redundancy (SD-WAN MPLS + DIA dual underlay).</w:t>
+        <w:t>Configure Intune WUfB rings (pilot/broad/production) with a KEV expedited-update bypass and a patch-currency compliance policy tied to Conditional Access.</w:t>
       </w:r>
     </w:p>
     <w:p>
@@ -185,7 +185,7 @@
         <w:rPr>
           <w:sz w:val="22"/>
         </w:rPr>
-        <w:t>Plan and facilitate a CP-4 tabletop exercise with injects, metrics, and a signed After-Action Report.</w:t>
+        <w:t>Produce and archive the daily compliance-summary JSON as the RA-5/SI-2 evidence stream (Blob Storage, 90-day trend, Log Analytics workbook).</w:t>
       </w:r>
     </w:p>
     <w:p>
@@ -207,7 +207,7 @@
         <w:rPr>
           <w:sz w:val="22"/>
         </w:rPr>
-        <w:t>"Technology without a plan fails CP-2" — the plan as artifact, not capability.</w:t>
+        <w:t>CISA KEV catalog JSON feed; BOD 22-01 mandatory timelines.</w:t>
       </w:r>
     </w:p>
     <w:p>
@@ -218,7 +218,7 @@
         <w:rPr>
           <w:sz w:val="22"/>
         </w:rPr>
-        <w:t>BIA quartet: MTD &gt; RTO; RTO + WRT &lt; MTD; RPO as concrete transaction loss at peak.</w:t>
+        <w:t>P0–P5 patch SLA tier table (BOD 22-01, NIST SP 800-40 Rev 4).</w:t>
       </w:r>
     </w:p>
     <w:p>
@@ -229,7 +229,7 @@
         <w:rPr>
           <w:sz w:val="22"/>
         </w:rPr>
-        <w:t>Five recovery phases: Activation → Notification → Recovery → Validation → Reconstitution.</w:t>
+        <w:t>MDVM over Arc AMA; MMA fallback for Windows Server 2012 R2 (ESU via Arc).</w:t>
       </w:r>
     </w:p>
     <w:p>
@@ -240,7 +240,7 @@
         <w:rPr>
           <w:sz w:val="22"/>
         </w:rPr>
-        <w:t>Contingency Plan Coordinator (CPC) authority model with named alternate.</w:t>
+        <w:t>WUfB ring model plus expedited updates; WSUS coexistence.</w:t>
       </w:r>
     </w:p>
     <w:p>
@@ -251,7 +251,20 @@
         <w:rPr>
           <w:sz w:val="22"/>
         </w:rPr>
-        <w:t>Dependency-driven recovery priority: network/DDI first, identity second, mission apps next.</w:t>
+        <w:t xml:space="preserve">SQL Server CU vs. GDR lifecycle; Arc </w:t>
+      </w:r>
+      <w:r>
+        <w:rPr>
+          <w:rFonts w:ascii="Consolas" w:hAnsi="Consolas"/>
+          <w:sz w:val="22"/>
+        </w:rPr>
+        <w:t>WindowsAgent.SqlServer</w:t>
+      </w:r>
+      <w:r>
+        <w:rPr>
+          <w:sz w:val="22"/>
+        </w:rPr>
+        <w:t xml:space="preserve"> auto-patching in maintenance windows.</w:t>
       </w:r>
     </w:p>
     <w:p>
@@ -262,18 +275,33 @@
         <w:rPr>
           <w:sz w:val="22"/>
         </w:rPr>
-        <w:t>CP-6(1)/CP-7(1) geographic separation: different region, not just availability zone.</w:t>
+        <w:t xml:space="preserve">Daily compliance JSON: </w:t>
       </w:r>
-    </w:p>
-    <w:p>
-      <w:pPr>
-        <w:pStyle w:val="ListBullet"/>
-      </w:pPr>
+      <w:r>
+        <w:rPr>
+          <w:rFonts w:ascii="Consolas" w:hAnsi="Consolas"/>
+          <w:sz w:val="22"/>
+        </w:rPr>
+        <w:t>SLABreachedKEV</w:t>
+      </w:r>
       <w:r>
         <w:rPr>
           <w:sz w:val="22"/>
         </w:rPr>
-        <w:t>Three-year test cycle: tabletop → functional failover → full recovery test.</w:t>
+        <w:t xml:space="preserve"> must be zero; </w:t>
+      </w:r>
+      <w:r>
+        <w:rPr>
+          <w:rFonts w:ascii="Consolas" w:hAnsi="Consolas"/>
+          <w:sz w:val="22"/>
+        </w:rPr>
+        <w:t>PatchComplianceRate</w:t>
+      </w:r>
+      <w:r>
+        <w:rPr>
+          <w:sz w:val="22"/>
+        </w:rPr>
+        <w:t xml:space="preserve"> ≥ 95%.</w:t>
       </w:r>
     </w:p>
     <w:p>
@@ -295,7 +323,7 @@
         <w:rPr>
           <w:sz w:val="22"/>
         </w:rPr>
-        <w:t>Inventory systems from the Book 05 SQL estate and Book 01 DDI dependency maps; scope the BIA.</w:t>
+        <w:t>Verify MDE onboarding for all Arc-enrolled machines (allow 24–48 hours after enrollment).</w:t>
       </w:r>
     </w:p>
     <w:p>
@@ -306,7 +334,7 @@
         <w:rPr>
           <w:sz w:val="22"/>
         </w:rPr>
-        <w:t>Run stakeholder interviews and transaction analysis; compile the BIA table with mission-owner sign-off.</w:t>
+        <w:t>Stand up the daily KEV pull + Defender VM cross-reference producing the prioritized patch queue and compliance summary.</w:t>
       </w:r>
     </w:p>
     <w:p>
@@ -317,7 +345,7 @@
         <w:rPr>
           <w:sz w:val="22"/>
         </w:rPr>
-        <w:t>Author the seven-section plan, referencing Books 01–10 runbooks as appendices rather than duplicating them.</w:t>
+        <w:t>Configure three WUfB rings via Graph; define the KEV expedited path.</w:t>
       </w:r>
     </w:p>
     <w:p>
@@ -328,7 +356,7 @@
         <w:rPr>
           <w:sz w:val="22"/>
         </w:rPr>
-        <w:t>Document and validate CP-6 alternate storage (annual restore test) and CP-7 alternate processing (tested failover RTOs).</w:t>
+        <w:t>Deploy the patch-currency compliance policy linked to Conditional Access (30-day grace period).</w:t>
       </w:r>
     </w:p>
     <w:p>
@@ -339,7 +367,7 @@
         <w:rPr>
           <w:sz w:val="22"/>
         </w:rPr>
-        <w:t>Document CP-8 circuit inventory, failover thresholds, priority-of-service provisions.</w:t>
+        <w:t>Inventory SQL Server versions/CUs; enable Arc auto-patching.</w:t>
       </w:r>
     </w:p>
     <w:p>
@@ -350,18 +378,7 @@
         <w:rPr>
           <w:sz w:val="22"/>
         </w:rPr>
-        <w:t>Execute the tabletop with deliberate injects; record metrics.</w:t>
-      </w:r>
-    </w:p>
-    <w:p>
-      <w:pPr>
-        <w:pStyle w:val="ListNumber"/>
-      </w:pPr>
-      <w:r>
-        <w:rPr>
-          <w:sz w:val="22"/>
-        </w:rPr>
-        <w:t>Produce the signed AAR; plan updates within 30 days; annual cycle.</w:t>
+        <w:t>Archive daily summaries to Blob Storage; 90-day trends; Log Analytics workbook.</w:t>
       </w:r>
     </w:p>
     <w:p>
@@ -383,7 +400,7 @@
         <w:rPr>
           <w:sz w:val="22"/>
         </w:rPr>
-        <w:t>CP-2, CP-2(1), CP-2(8), CP-3, CP-4, CP-4(1), CP-6, CP-6(1), CP-7, CP-7(1), CP-7(3), CP-8, CP-8(1), CP-9, CP-10; AU-9 and IR-4 by cross-reference. NIST SP 800-34 Rev 1; FISMA; OMB A-130. FedRAMP 20x KSIs: backup and recovery; incident response and continuity.</w:t>
+        <w:t>RA-5, RA-5(2), RA-5(5), SI-2, SI-2(2), SI-5, CM-7, CM-7(1). CISA BOD 22-01; NIST SP 800-40 Rev 4. FedRAMP 20x KSIs: scan currency (24-hour scan, 72-hour coverage-gap alert), patch SLA compliance ≥95%, KEV remediation timeliness.</w:t>
       </w:r>
     </w:p>
     <w:p>
@@ -405,7 +422,7 @@
         <w:rPr>
           <w:sz w:val="22"/>
         </w:rPr>
-        <w:t>Explicitly the whole series: DDI Grid replication (01), SD-WAN dual underlay (02), break-glass identity (03, 07), SQL AG replicas (05–06), config backups (08), compliance exports (09), geo-redundant Sentinel logging (10). Facilitation and technical-writing skills matter as much as engineering here.</w:t>
+        <w:t>Book 01 (IPAM inventory), Books 06–08 (Arc enrollment/AMA, SQL inventory), Book 10's Sentinel/Log Analytics context. PowerShell, Graph API, Azure Automation.</w:t>
       </w:r>
     </w:p>
     <w:p>
@@ -427,7 +444,7 @@
         <w:rPr>
           <w:sz w:val="22"/>
         </w:rPr>
-        <w:t>Conduct a mock BIA interview; produce a signed BIA row (MTD/RTO/RPO/WRT plus dependencies) for a sample system.</w:t>
+        <w:t>Download the live KEV JSON feed; cross-reference against a sample finding set; assign P0–P5 priorities; verify a CVSS 7.5 KEV outranks a CVSS 9.0 non-KEV.</w:t>
       </w:r>
     </w:p>
     <w:p>
@@ -438,7 +455,7 @@
         <w:rPr>
           <w:sz w:val="22"/>
         </w:rPr>
-        <w:t>Run the book's 2-hour ransomware tabletop with its injects (absent CPC, wrong roster number, sync replica also compromised); complete the metrics table and AAR.</w:t>
+        <w:t>Build the three WUfB rings in a test Intune tenant; simulate an expedited KEV update bypassing the ring schedule.</w:t>
       </w:r>
     </w:p>
     <w:p>
@@ -449,7 +466,7 @@
         <w:rPr>
           <w:sz w:val="22"/>
         </w:rPr>
-        <w:t>Script the quarterly device-policy export to a secondary-region vault and perform the annual CP-6 restore-and-integrity test.</w:t>
+        <w:t>Run the SQL version-inventory script; flag behind-CU and end-of-support instances.</w:t>
       </w:r>
     </w:p>
     <w:p>
@@ -471,7 +488,7 @@
         <w:rPr>
           <w:sz w:val="22"/>
         </w:rPr>
-        <w:t>Adjusting the MTD downward to match a convenient technical RTO — the MTD is a mission decision requiring mission-owner signature.</w:t>
+        <w:t>Assuming scanners flag KEV status automatically — NVD/CVSS and KEV are unlinked; the cross-reference must be explicit.</w:t>
       </w:r>
     </w:p>
     <w:p>
@@ -482,7 +499,7 @@
         <w:rPr>
           <w:sz w:val="22"/>
         </w:rPr>
-        <w:t>Treating a wiki of runbooks as a Contingency Plan.</w:t>
+        <w:t>Prioritizing solely by CVSS.</w:t>
       </w:r>
     </w:p>
     <w:p>
@@ -493,7 +510,7 @@
         <w:rPr>
           <w:sz w:val="22"/>
         </w:rPr>
-        <w:t>A replica in the same region (AZ-only separation) fails CP-6(1)/CP-7(1) geographic separation.</w:t>
+        <w:t>Enabling the Conditional Access non-compliance block on day one against accumulated patch debt.</w:t>
       </w:r>
     </w:p>
     <w:p>
@@ -504,7 +521,7 @@
         <w:rPr>
           <w:sz w:val="22"/>
         </w:rPr>
-        <w:t>Clean test results are a red flag — a zero-finding tabletop signals an inadequate scenario. Keep personal phone numbers out of the plan body.</w:t>
+        <w:t>Declaring Arc enrollment complete without verifying MDE onboarding 48 hours later.</w:t>
       </w:r>
     </w:p>
     <w:p>
@@ -526,7 +543,7 @@
         <w:rPr>
           <w:sz w:val="22"/>
         </w:rPr>
-        <w:t>CISA Learning.</w:t>
+        <w:t>SC-200, Tenable / Qualys (alternative stacks), CISA training.</w:t>
       </w:r>
     </w:p>
     <w:p>
@@ -557,7 +574,7 @@
         <w:rPr>
           <w:sz w:val="22"/>
         </w:rPr>
-        <w:t xml:space="preserve"> Book 12 — Supply Chain Risk Management</w:t>
+        <w:t xml:space="preserve"> Book 12 — Data Protection (Purview)</w:t>
       </w:r>
     </w:p>
     <w:sectPr>
